--- a/pr-preview/pr-15/chapters/coding-style.docx
+++ b/pr-preview/pr-15/chapters/coding-style.docx
@@ -15,7 +15,7 @@
         <w:pStyle w:val="Date"/>
       </w:pPr>
       <w:r>
-        <w:t xml:space="preserve">Last modified: 2026-10-11 23:36:09 (PDT)</w:t>
+        <w:t xml:space="preserve">Last modified: 2026-10-12 01:03:54 (PDT)</w:t>
       </w:r>
     </w:p>
     <w:p>

--- a/pr-preview/pr-15/chapters/coding-style.docx
+++ b/pr-preview/pr-15/chapters/coding-style.docx
@@ -15,7 +15,7 @@
         <w:pStyle w:val="Date"/>
       </w:pPr>
       <w:r>
-        <w:t xml:space="preserve">Last modified: 2026-10-12 01:03:54 (PDT)</w:t>
+        <w:t xml:space="preserve">Last modified: 2026-10-12 01:10:28 (PDT)</w:t>
       </w:r>
     </w:p>
     <w:p>
@@ -33,7 +33,7 @@
         <w:t xml:space="preserve">Follow these code style guidelines for all R code:</w:t>
       </w:r>
     </w:p>
-    <w:bookmarkStart w:id="14" w:name="general-principles"/>
+    <w:bookmarkStart w:id="14" w:name="sec-general-principles"/>
     <w:p>
       <w:pPr>
         <w:pStyle w:val="Heading2"/>
@@ -9116,7 +9116,7 @@
       </w:r>
     </w:p>
     <w:bookmarkEnd w:id="58"/>
-    <w:bookmarkStart w:id="63" w:name="line-breaks-and-formatting"/>
+    <w:bookmarkStart w:id="63" w:name="sec-line-breaks-and-formatting"/>
     <w:p>
       <w:pPr>
         <w:pStyle w:val="Heading2"/>
@@ -11638,7 +11638,7 @@
     </w:p>
     <w:bookmarkEnd w:id="62"/>
     <w:bookmarkEnd w:id="63"/>
-    <w:bookmarkStart w:id="66" w:name="markdown-and-quarto-formatting"/>
+    <w:bookmarkStart w:id="66" w:name="sec-markdown-and-quarto-formatting"/>
     <w:p>
       <w:pPr>
         <w:pStyle w:val="Heading2"/>
@@ -11770,7 +11770,7 @@
     </w:p>
     <w:bookmarkEnd w:id="65"/>
     <w:bookmarkEnd w:id="66"/>
-    <w:bookmarkStart w:id="68" w:name="messaging-and-user-communication"/>
+    <w:bookmarkStart w:id="68" w:name="sec-messaging-and-user-communication"/>
     <w:p>
       <w:pPr>
         <w:pStyle w:val="Heading2"/>
